--- a/javascript/learn/Docs/08 - Number & Math.docx
+++ b/javascript/learn/Docs/08 - Number & Math.docx
@@ -17841,21 +17841,1903 @@
       <w:pPr>
         <w:bidi w:val="0"/>
         <w:rPr>
+          <w:rFonts w:ascii="SimSun" w:hAnsi="SimSun" w:eastAsia="SimSun" w:cs="SimSun"/>
+          <w:sz w:val="24"/>
+          <w:szCs w:val="24"/>
+        </w:rPr>
+      </w:pPr>
+      <w:r>
+        <w:rPr>
+          <w:rFonts w:ascii="SimSun" w:hAnsi="SimSun" w:eastAsia="SimSun" w:cs="SimSun"/>
+          <w:sz w:val="24"/>
+          <w:szCs w:val="24"/>
+        </w:rPr>
+        <w:t>Math.random()</w:t>
+      </w:r>
+    </w:p>
+    <w:p>
+      <w:pPr>
+        <w:bidi w:val="0"/>
+        <w:rPr>
+          <w:rFonts w:ascii="SimSun" w:hAnsi="SimSun" w:eastAsia="SimSun" w:cs="SimSun"/>
+          <w:sz w:val="24"/>
+          <w:szCs w:val="24"/>
+        </w:rPr>
+      </w:pPr>
+      <w:r>
+        <w:rPr>
+          <w:rFonts w:ascii="SimSun" w:hAnsi="SimSun" w:eastAsia="SimSun" w:cs="SimSun"/>
+          <w:sz w:val="24"/>
+          <w:szCs w:val="24"/>
+        </w:rPr>
+        <w:t xml:space="preserve">In JavaScript, </w:t>
+      </w:r>
+      <w:r>
+        <w:rPr>
+          <w:rStyle w:val="6"/>
+          <w:rFonts w:ascii="SimSun" w:hAnsi="SimSun" w:eastAsia="SimSun" w:cs="SimSun"/>
+          <w:sz w:val="24"/>
+          <w:szCs w:val="24"/>
+        </w:rPr>
+        <w:t>Math.random()</w:t>
+      </w:r>
+      <w:r>
+        <w:rPr>
+          <w:rFonts w:ascii="SimSun" w:hAnsi="SimSun" w:eastAsia="SimSun" w:cs="SimSun"/>
+          <w:sz w:val="24"/>
+          <w:szCs w:val="24"/>
+        </w:rPr>
+        <w:t xml:space="preserve"> is a built-in method that returns a </w:t>
+      </w:r>
+      <w:r>
+        <w:rPr>
+          <w:rStyle w:val="8"/>
+          <w:rFonts w:ascii="SimSun" w:hAnsi="SimSun" w:eastAsia="SimSun" w:cs="SimSun"/>
+          <w:sz w:val="24"/>
+          <w:szCs w:val="24"/>
+        </w:rPr>
+        <w:t>pseudo-random floating-point number</w:t>
+      </w:r>
+      <w:r>
+        <w:rPr>
+          <w:rFonts w:ascii="SimSun" w:hAnsi="SimSun" w:eastAsia="SimSun" w:cs="SimSun"/>
+          <w:sz w:val="24"/>
+          <w:szCs w:val="24"/>
+        </w:rPr>
+        <w:t xml:space="preserve"> in the range </w:t>
+      </w:r>
+      <w:r>
+        <w:rPr>
+          <w:rStyle w:val="8"/>
+          <w:rFonts w:ascii="SimSun" w:hAnsi="SimSun" w:eastAsia="SimSun" w:cs="SimSun"/>
+          <w:sz w:val="24"/>
+          <w:szCs w:val="24"/>
+        </w:rPr>
+        <w:t>from 0 (inclusive) up to but not including 1 (exclusive)</w:t>
+      </w:r>
+      <w:r>
+        <w:rPr>
+          <w:rFonts w:ascii="SimSun" w:hAnsi="SimSun" w:eastAsia="SimSun" w:cs="SimSun"/>
+          <w:sz w:val="24"/>
+          <w:szCs w:val="24"/>
+        </w:rPr>
+        <w:t>.</w:t>
+      </w:r>
+    </w:p>
+    <w:p>
+      <w:pPr>
+        <w:bidi w:val="0"/>
+        <w:rPr>
+          <w:rFonts w:ascii="SimSun" w:hAnsi="SimSun" w:eastAsia="SimSun" w:cs="SimSun"/>
+          <w:sz w:val="24"/>
+          <w:szCs w:val="24"/>
+        </w:rPr>
+      </w:pPr>
+    </w:p>
+    <w:p>
+      <w:pPr>
+        <w:keepNext w:val="0"/>
+        <w:keepLines w:val="0"/>
+        <w:widowControl/>
+        <w:suppressLineNumbers w:val="0"/>
+        <w:shd w:val="clear" w:fill="1F1F1F"/>
+        <w:spacing w:line="285" w:lineRule="atLeast"/>
+        <w:jc w:val="left"/>
+        <w:rPr>
+          <w:rFonts w:ascii="Consolas" w:hAnsi="Consolas" w:eastAsia="Consolas" w:cs="Consolas"/>
+          <w:b w:val="0"/>
+          <w:bCs w:val="0"/>
+          <w:color w:val="CCCCCC"/>
+          <w:sz w:val="21"/>
+          <w:szCs w:val="21"/>
+        </w:rPr>
+      </w:pPr>
+      <w:r>
+        <w:rPr>
+          <w:rFonts w:hint="default" w:ascii="Consolas" w:hAnsi="Consolas" w:eastAsia="Consolas" w:cs="Consolas"/>
+          <w:b w:val="0"/>
+          <w:bCs w:val="0"/>
+          <w:color w:val="9CDCFE"/>
+          <w:kern w:val="0"/>
+          <w:sz w:val="21"/>
+          <w:szCs w:val="21"/>
+          <w:shd w:val="clear" w:fill="1F1F1F"/>
+          <w:lang w:val="en-US" w:eastAsia="zh-CN" w:bidi="ar"/>
+        </w:rPr>
+        <w:t>Math</w:t>
+      </w:r>
+      <w:r>
+        <w:rPr>
+          <w:rFonts w:hint="default" w:ascii="Consolas" w:hAnsi="Consolas" w:eastAsia="Consolas" w:cs="Consolas"/>
+          <w:b w:val="0"/>
+          <w:bCs w:val="0"/>
+          <w:color w:val="CCCCCC"/>
+          <w:kern w:val="0"/>
+          <w:sz w:val="21"/>
+          <w:szCs w:val="21"/>
+          <w:shd w:val="clear" w:fill="1F1F1F"/>
+          <w:lang w:val="en-US" w:eastAsia="zh-CN" w:bidi="ar"/>
+        </w:rPr>
+        <w:t>.</w:t>
+      </w:r>
+      <w:r>
+        <w:rPr>
+          <w:rFonts w:hint="default" w:ascii="Consolas" w:hAnsi="Consolas" w:eastAsia="Consolas" w:cs="Consolas"/>
+          <w:b w:val="0"/>
+          <w:bCs w:val="0"/>
+          <w:color w:val="DCDCAA"/>
+          <w:kern w:val="0"/>
+          <w:sz w:val="21"/>
+          <w:szCs w:val="21"/>
+          <w:shd w:val="clear" w:fill="1F1F1F"/>
+          <w:lang w:val="en-US" w:eastAsia="zh-CN" w:bidi="ar"/>
+        </w:rPr>
+        <w:t>random</w:t>
+      </w:r>
+      <w:r>
+        <w:rPr>
+          <w:rFonts w:hint="default" w:ascii="Consolas" w:hAnsi="Consolas" w:eastAsia="Consolas" w:cs="Consolas"/>
+          <w:b w:val="0"/>
+          <w:bCs w:val="0"/>
+          <w:color w:val="CCCCCC"/>
+          <w:kern w:val="0"/>
+          <w:sz w:val="21"/>
+          <w:szCs w:val="21"/>
+          <w:shd w:val="clear" w:fill="1F1F1F"/>
+          <w:lang w:val="en-US" w:eastAsia="zh-CN" w:bidi="ar"/>
+        </w:rPr>
+        <w:t xml:space="preserve">() </w:t>
+      </w:r>
+      <w:r>
+        <w:rPr>
+          <w:rFonts w:hint="default" w:ascii="Consolas" w:hAnsi="Consolas" w:eastAsia="Consolas" w:cs="Consolas"/>
+          <w:b w:val="0"/>
+          <w:bCs w:val="0"/>
+          <w:color w:val="6A9955"/>
+          <w:kern w:val="0"/>
+          <w:sz w:val="21"/>
+          <w:szCs w:val="21"/>
+          <w:shd w:val="clear" w:fill="1F1F1F"/>
+          <w:lang w:val="en-US" w:eastAsia="zh-CN" w:bidi="ar"/>
+        </w:rPr>
+        <w:t>// 0.5150337012024668</w:t>
+      </w:r>
+    </w:p>
+    <w:p>
+      <w:pPr>
+        <w:bidi w:val="0"/>
+        <w:rPr>
           <w:rFonts w:hint="default" w:ascii="SimSun" w:hAnsi="SimSun" w:eastAsia="SimSun" w:cs="SimSun"/>
           <w:sz w:val="24"/>
           <w:szCs w:val="24"/>
           <w:lang w:val="en-IN"/>
         </w:rPr>
       </w:pPr>
-      <w:r>
+    </w:p>
+    <w:p>
+      <w:pPr>
+        <w:bidi w:val="0"/>
+        <w:rPr>
+          <w:rFonts w:ascii="SimSun" w:hAnsi="SimSun" w:eastAsia="SimSun" w:cs="SimSun"/>
+          <w:sz w:val="24"/>
+          <w:szCs w:val="24"/>
+        </w:rPr>
+      </w:pPr>
+      <w:r>
+        <w:rPr>
+          <w:rFonts w:ascii="SimSun" w:hAnsi="SimSun" w:eastAsia="SimSun" w:cs="SimSun"/>
+          <w:sz w:val="24"/>
+          <w:szCs w:val="24"/>
+        </w:rPr>
+        <w:t>Generate a random number between 0 and 10:</w:t>
+      </w:r>
+    </w:p>
+    <w:p>
+      <w:pPr>
+        <w:keepNext w:val="0"/>
+        <w:keepLines w:val="0"/>
+        <w:widowControl/>
+        <w:suppressLineNumbers w:val="0"/>
+        <w:shd w:val="clear" w:fill="1F1F1F"/>
+        <w:spacing w:line="285" w:lineRule="atLeast"/>
+        <w:jc w:val="left"/>
+        <w:rPr>
+          <w:rFonts w:ascii="Consolas" w:hAnsi="Consolas" w:eastAsia="Consolas" w:cs="Consolas"/>
+          <w:b w:val="0"/>
+          <w:bCs w:val="0"/>
+          <w:color w:val="CCCCCC"/>
+          <w:sz w:val="21"/>
+          <w:szCs w:val="21"/>
+        </w:rPr>
+      </w:pPr>
+      <w:r>
+        <w:rPr>
+          <w:rFonts w:hint="default" w:ascii="Consolas" w:hAnsi="Consolas" w:eastAsia="Consolas" w:cs="Consolas"/>
+          <w:b w:val="0"/>
+          <w:bCs w:val="0"/>
+          <w:color w:val="569CD6"/>
+          <w:kern w:val="0"/>
+          <w:sz w:val="21"/>
+          <w:szCs w:val="21"/>
+          <w:shd w:val="clear" w:fill="1F1F1F"/>
+          <w:lang w:val="en-US" w:eastAsia="zh-CN" w:bidi="ar"/>
+        </w:rPr>
+        <w:t>let</w:t>
+      </w:r>
+      <w:r>
+        <w:rPr>
+          <w:rFonts w:hint="default" w:ascii="Consolas" w:hAnsi="Consolas" w:eastAsia="Consolas" w:cs="Consolas"/>
+          <w:b w:val="0"/>
+          <w:bCs w:val="0"/>
+          <w:color w:val="CCCCCC"/>
+          <w:kern w:val="0"/>
+          <w:sz w:val="21"/>
+          <w:szCs w:val="21"/>
+          <w:shd w:val="clear" w:fill="1F1F1F"/>
+          <w:lang w:val="en-US" w:eastAsia="zh-CN" w:bidi="ar"/>
+        </w:rPr>
+        <w:t xml:space="preserve"> </w:t>
+      </w:r>
+      <w:r>
+        <w:rPr>
+          <w:rFonts w:hint="default" w:ascii="Consolas" w:hAnsi="Consolas" w:eastAsia="Consolas" w:cs="Consolas"/>
+          <w:b w:val="0"/>
+          <w:bCs w:val="0"/>
+          <w:color w:val="9CDCFE"/>
+          <w:kern w:val="0"/>
+          <w:sz w:val="21"/>
+          <w:szCs w:val="21"/>
+          <w:shd w:val="clear" w:fill="1F1F1F"/>
+          <w:lang w:val="en-US" w:eastAsia="zh-CN" w:bidi="ar"/>
+        </w:rPr>
+        <w:t>random0to10</w:t>
+      </w:r>
+      <w:r>
+        <w:rPr>
+          <w:rFonts w:hint="default" w:ascii="Consolas" w:hAnsi="Consolas" w:eastAsia="Consolas" w:cs="Consolas"/>
+          <w:b w:val="0"/>
+          <w:bCs w:val="0"/>
+          <w:color w:val="CCCCCC"/>
+          <w:kern w:val="0"/>
+          <w:sz w:val="21"/>
+          <w:szCs w:val="21"/>
+          <w:shd w:val="clear" w:fill="1F1F1F"/>
+          <w:lang w:val="en-US" w:eastAsia="zh-CN" w:bidi="ar"/>
+        </w:rPr>
+        <w:t xml:space="preserve"> </w:t>
+      </w:r>
+      <w:r>
+        <w:rPr>
+          <w:rFonts w:hint="default" w:ascii="Consolas" w:hAnsi="Consolas" w:eastAsia="Consolas" w:cs="Consolas"/>
+          <w:b w:val="0"/>
+          <w:bCs w:val="0"/>
+          <w:color w:val="D4D4D4"/>
+          <w:kern w:val="0"/>
+          <w:sz w:val="21"/>
+          <w:szCs w:val="21"/>
+          <w:shd w:val="clear" w:fill="1F1F1F"/>
+          <w:lang w:val="en-US" w:eastAsia="zh-CN" w:bidi="ar"/>
+        </w:rPr>
+        <w:t>=</w:t>
+      </w:r>
+      <w:r>
+        <w:rPr>
+          <w:rFonts w:hint="default" w:ascii="Consolas" w:hAnsi="Consolas" w:eastAsia="Consolas" w:cs="Consolas"/>
+          <w:b w:val="0"/>
+          <w:bCs w:val="0"/>
+          <w:color w:val="CCCCCC"/>
+          <w:kern w:val="0"/>
+          <w:sz w:val="21"/>
+          <w:szCs w:val="21"/>
+          <w:shd w:val="clear" w:fill="1F1F1F"/>
+          <w:lang w:val="en-US" w:eastAsia="zh-CN" w:bidi="ar"/>
+        </w:rPr>
+        <w:t xml:space="preserve"> </w:t>
+      </w:r>
+      <w:r>
+        <w:rPr>
+          <w:rFonts w:hint="default" w:ascii="Consolas" w:hAnsi="Consolas" w:eastAsia="Consolas" w:cs="Consolas"/>
+          <w:b w:val="0"/>
+          <w:bCs w:val="0"/>
+          <w:color w:val="9CDCFE"/>
+          <w:kern w:val="0"/>
+          <w:sz w:val="21"/>
+          <w:szCs w:val="21"/>
+          <w:shd w:val="clear" w:fill="1F1F1F"/>
+          <w:lang w:val="en-US" w:eastAsia="zh-CN" w:bidi="ar"/>
+        </w:rPr>
+        <w:t>Math</w:t>
+      </w:r>
+      <w:r>
+        <w:rPr>
+          <w:rFonts w:hint="default" w:ascii="Consolas" w:hAnsi="Consolas" w:eastAsia="Consolas" w:cs="Consolas"/>
+          <w:b w:val="0"/>
+          <w:bCs w:val="0"/>
+          <w:color w:val="CCCCCC"/>
+          <w:kern w:val="0"/>
+          <w:sz w:val="21"/>
+          <w:szCs w:val="21"/>
+          <w:shd w:val="clear" w:fill="1F1F1F"/>
+          <w:lang w:val="en-US" w:eastAsia="zh-CN" w:bidi="ar"/>
+        </w:rPr>
+        <w:t>.</w:t>
+      </w:r>
+      <w:r>
+        <w:rPr>
+          <w:rFonts w:hint="default" w:ascii="Consolas" w:hAnsi="Consolas" w:eastAsia="Consolas" w:cs="Consolas"/>
+          <w:b w:val="0"/>
+          <w:bCs w:val="0"/>
+          <w:color w:val="DCDCAA"/>
+          <w:kern w:val="0"/>
+          <w:sz w:val="21"/>
+          <w:szCs w:val="21"/>
+          <w:shd w:val="clear" w:fill="1F1F1F"/>
+          <w:lang w:val="en-US" w:eastAsia="zh-CN" w:bidi="ar"/>
+        </w:rPr>
+        <w:t>random</w:t>
+      </w:r>
+      <w:r>
+        <w:rPr>
+          <w:rFonts w:hint="default" w:ascii="Consolas" w:hAnsi="Consolas" w:eastAsia="Consolas" w:cs="Consolas"/>
+          <w:b w:val="0"/>
+          <w:bCs w:val="0"/>
+          <w:color w:val="CCCCCC"/>
+          <w:kern w:val="0"/>
+          <w:sz w:val="21"/>
+          <w:szCs w:val="21"/>
+          <w:shd w:val="clear" w:fill="1F1F1F"/>
+          <w:lang w:val="en-US" w:eastAsia="zh-CN" w:bidi="ar"/>
+        </w:rPr>
+        <w:t xml:space="preserve">() </w:t>
+      </w:r>
+      <w:r>
+        <w:rPr>
+          <w:rFonts w:hint="default" w:ascii="Consolas" w:hAnsi="Consolas" w:eastAsia="Consolas" w:cs="Consolas"/>
+          <w:b w:val="0"/>
+          <w:bCs w:val="0"/>
+          <w:color w:val="D4D4D4"/>
+          <w:kern w:val="0"/>
+          <w:sz w:val="21"/>
+          <w:szCs w:val="21"/>
+          <w:shd w:val="clear" w:fill="1F1F1F"/>
+          <w:lang w:val="en-US" w:eastAsia="zh-CN" w:bidi="ar"/>
+        </w:rPr>
+        <w:t>*</w:t>
+      </w:r>
+      <w:r>
+        <w:rPr>
+          <w:rFonts w:hint="default" w:ascii="Consolas" w:hAnsi="Consolas" w:eastAsia="Consolas" w:cs="Consolas"/>
+          <w:b w:val="0"/>
+          <w:bCs w:val="0"/>
+          <w:color w:val="CCCCCC"/>
+          <w:kern w:val="0"/>
+          <w:sz w:val="21"/>
+          <w:szCs w:val="21"/>
+          <w:shd w:val="clear" w:fill="1F1F1F"/>
+          <w:lang w:val="en-US" w:eastAsia="zh-CN" w:bidi="ar"/>
+        </w:rPr>
+        <w:t xml:space="preserve"> </w:t>
+      </w:r>
+      <w:r>
+        <w:rPr>
+          <w:rFonts w:hint="default" w:ascii="Consolas" w:hAnsi="Consolas" w:eastAsia="Consolas" w:cs="Consolas"/>
+          <w:b w:val="0"/>
+          <w:bCs w:val="0"/>
+          <w:color w:val="B5CEA8"/>
+          <w:kern w:val="0"/>
+          <w:sz w:val="21"/>
+          <w:szCs w:val="21"/>
+          <w:shd w:val="clear" w:fill="1F1F1F"/>
+          <w:lang w:val="en-US" w:eastAsia="zh-CN" w:bidi="ar"/>
+        </w:rPr>
+        <w:t>10</w:t>
+      </w:r>
+      <w:r>
+        <w:rPr>
+          <w:rFonts w:hint="default" w:ascii="Consolas" w:hAnsi="Consolas" w:eastAsia="Consolas" w:cs="Consolas"/>
+          <w:b w:val="0"/>
+          <w:bCs w:val="0"/>
+          <w:color w:val="CCCCCC"/>
+          <w:kern w:val="0"/>
+          <w:sz w:val="21"/>
+          <w:szCs w:val="21"/>
+          <w:shd w:val="clear" w:fill="1F1F1F"/>
+          <w:lang w:val="en-US" w:eastAsia="zh-CN" w:bidi="ar"/>
+        </w:rPr>
+        <w:t>;</w:t>
+      </w:r>
+    </w:p>
+    <w:p>
+      <w:pPr>
+        <w:keepNext w:val="0"/>
+        <w:keepLines w:val="0"/>
+        <w:widowControl/>
+        <w:suppressLineNumbers w:val="0"/>
+        <w:shd w:val="clear" w:fill="1F1F1F"/>
+        <w:spacing w:line="285" w:lineRule="atLeast"/>
+        <w:jc w:val="left"/>
+        <w:rPr>
+          <w:rFonts w:hint="default" w:ascii="Consolas" w:hAnsi="Consolas" w:eastAsia="Consolas" w:cs="Consolas"/>
+          <w:b w:val="0"/>
+          <w:bCs w:val="0"/>
+          <w:color w:val="CCCCCC"/>
+          <w:sz w:val="21"/>
+          <w:szCs w:val="21"/>
+        </w:rPr>
+      </w:pPr>
+      <w:r>
+        <w:rPr>
+          <w:rFonts w:hint="default" w:ascii="Consolas" w:hAnsi="Consolas" w:eastAsia="Consolas" w:cs="Consolas"/>
+          <w:b w:val="0"/>
+          <w:bCs w:val="0"/>
+          <w:color w:val="9CDCFE"/>
+          <w:kern w:val="0"/>
+          <w:sz w:val="21"/>
+          <w:szCs w:val="21"/>
+          <w:shd w:val="clear" w:fill="1F1F1F"/>
+          <w:lang w:val="en-US" w:eastAsia="zh-CN" w:bidi="ar"/>
+        </w:rPr>
+        <w:t>console</w:t>
+      </w:r>
+      <w:r>
+        <w:rPr>
+          <w:rFonts w:hint="default" w:ascii="Consolas" w:hAnsi="Consolas" w:eastAsia="Consolas" w:cs="Consolas"/>
+          <w:b w:val="0"/>
+          <w:bCs w:val="0"/>
+          <w:color w:val="CCCCCC"/>
+          <w:kern w:val="0"/>
+          <w:sz w:val="21"/>
+          <w:szCs w:val="21"/>
+          <w:shd w:val="clear" w:fill="1F1F1F"/>
+          <w:lang w:val="en-US" w:eastAsia="zh-CN" w:bidi="ar"/>
+        </w:rPr>
+        <w:t>.</w:t>
+      </w:r>
+      <w:r>
+        <w:rPr>
+          <w:rFonts w:hint="default" w:ascii="Consolas" w:hAnsi="Consolas" w:eastAsia="Consolas" w:cs="Consolas"/>
+          <w:b w:val="0"/>
+          <w:bCs w:val="0"/>
+          <w:color w:val="DCDCAA"/>
+          <w:kern w:val="0"/>
+          <w:sz w:val="21"/>
+          <w:szCs w:val="21"/>
+          <w:shd w:val="clear" w:fill="1F1F1F"/>
+          <w:lang w:val="en-US" w:eastAsia="zh-CN" w:bidi="ar"/>
+        </w:rPr>
+        <w:t>log</w:t>
+      </w:r>
+      <w:r>
+        <w:rPr>
+          <w:rFonts w:hint="default" w:ascii="Consolas" w:hAnsi="Consolas" w:eastAsia="Consolas" w:cs="Consolas"/>
+          <w:b w:val="0"/>
+          <w:bCs w:val="0"/>
+          <w:color w:val="CCCCCC"/>
+          <w:kern w:val="0"/>
+          <w:sz w:val="21"/>
+          <w:szCs w:val="21"/>
+          <w:shd w:val="clear" w:fill="1F1F1F"/>
+          <w:lang w:val="en-US" w:eastAsia="zh-CN" w:bidi="ar"/>
+        </w:rPr>
+        <w:t>(</w:t>
+      </w:r>
+      <w:r>
+        <w:rPr>
+          <w:rFonts w:hint="default" w:ascii="Consolas" w:hAnsi="Consolas" w:eastAsia="Consolas" w:cs="Consolas"/>
+          <w:b w:val="0"/>
+          <w:bCs w:val="0"/>
+          <w:color w:val="9CDCFE"/>
+          <w:kern w:val="0"/>
+          <w:sz w:val="21"/>
+          <w:szCs w:val="21"/>
+          <w:shd w:val="clear" w:fill="1F1F1F"/>
+          <w:lang w:val="en-US" w:eastAsia="zh-CN" w:bidi="ar"/>
+        </w:rPr>
+        <w:t>random0to10</w:t>
+      </w:r>
+      <w:r>
+        <w:rPr>
+          <w:rFonts w:hint="default" w:ascii="Consolas" w:hAnsi="Consolas" w:eastAsia="Consolas" w:cs="Consolas"/>
+          <w:b w:val="0"/>
+          <w:bCs w:val="0"/>
+          <w:color w:val="CCCCCC"/>
+          <w:kern w:val="0"/>
+          <w:sz w:val="21"/>
+          <w:szCs w:val="21"/>
+          <w:shd w:val="clear" w:fill="1F1F1F"/>
+          <w:lang w:val="en-US" w:eastAsia="zh-CN" w:bidi="ar"/>
+        </w:rPr>
+        <w:t xml:space="preserve">) </w:t>
+      </w:r>
+      <w:r>
+        <w:rPr>
+          <w:rFonts w:hint="default" w:ascii="Consolas" w:hAnsi="Consolas" w:eastAsia="Consolas" w:cs="Consolas"/>
+          <w:b w:val="0"/>
+          <w:bCs w:val="0"/>
+          <w:color w:val="6A9955"/>
+          <w:kern w:val="0"/>
+          <w:sz w:val="21"/>
+          <w:szCs w:val="21"/>
+          <w:shd w:val="clear" w:fill="1F1F1F"/>
+          <w:lang w:val="en-US" w:eastAsia="zh-CN" w:bidi="ar"/>
+        </w:rPr>
+        <w:t>// 6.255676552516052</w:t>
+      </w:r>
+    </w:p>
+    <w:p>
+      <w:pPr>
+        <w:bidi w:val="0"/>
         <w:rPr>
           <w:rFonts w:hint="default" w:ascii="SimSun" w:hAnsi="SimSun" w:eastAsia="SimSun" w:cs="SimSun"/>
           <w:sz w:val="24"/>
           <w:szCs w:val="24"/>
           <w:lang w:val="en-IN"/>
         </w:rPr>
+      </w:pPr>
+    </w:p>
+    <w:p>
+      <w:pPr>
+        <w:bidi w:val="0"/>
+        <w:rPr>
+          <w:rFonts w:ascii="SimSun" w:hAnsi="SimSun" w:eastAsia="SimSun" w:cs="SimSun"/>
+          <w:sz w:val="24"/>
+          <w:szCs w:val="24"/>
+        </w:rPr>
+      </w:pPr>
+      <w:r>
+        <w:rPr>
+          <w:rFonts w:ascii="SimSun" w:hAnsi="SimSun" w:eastAsia="SimSun" w:cs="SimSun"/>
+          <w:sz w:val="24"/>
+          <w:szCs w:val="24"/>
+        </w:rPr>
+        <w:t>Generate a random integer between 0 and 9:</w:t>
+      </w:r>
+    </w:p>
+    <w:p>
+      <w:pPr>
+        <w:keepNext w:val="0"/>
+        <w:keepLines w:val="0"/>
+        <w:widowControl/>
+        <w:suppressLineNumbers w:val="0"/>
+        <w:shd w:val="clear" w:fill="1F1F1F"/>
+        <w:spacing w:line="285" w:lineRule="atLeast"/>
+        <w:jc w:val="left"/>
+        <w:rPr>
+          <w:rFonts w:ascii="Consolas" w:hAnsi="Consolas" w:eastAsia="Consolas" w:cs="Consolas"/>
+          <w:b w:val="0"/>
+          <w:bCs w:val="0"/>
+          <w:color w:val="CCCCCC"/>
+          <w:sz w:val="21"/>
+          <w:szCs w:val="21"/>
+        </w:rPr>
+      </w:pPr>
+      <w:r>
+        <w:rPr>
+          <w:rFonts w:hint="default" w:ascii="Consolas" w:hAnsi="Consolas" w:eastAsia="Consolas" w:cs="Consolas"/>
+          <w:b w:val="0"/>
+          <w:bCs w:val="0"/>
+          <w:color w:val="569CD6"/>
+          <w:kern w:val="0"/>
+          <w:sz w:val="21"/>
+          <w:szCs w:val="21"/>
+          <w:shd w:val="clear" w:fill="1F1F1F"/>
+          <w:lang w:val="en-US" w:eastAsia="zh-CN" w:bidi="ar"/>
+        </w:rPr>
+        <w:t>let</w:t>
+      </w:r>
+      <w:r>
+        <w:rPr>
+          <w:rFonts w:hint="default" w:ascii="Consolas" w:hAnsi="Consolas" w:eastAsia="Consolas" w:cs="Consolas"/>
+          <w:b w:val="0"/>
+          <w:bCs w:val="0"/>
+          <w:color w:val="CCCCCC"/>
+          <w:kern w:val="0"/>
+          <w:sz w:val="21"/>
+          <w:szCs w:val="21"/>
+          <w:shd w:val="clear" w:fill="1F1F1F"/>
+          <w:lang w:val="en-US" w:eastAsia="zh-CN" w:bidi="ar"/>
+        </w:rPr>
+        <w:t xml:space="preserve"> </w:t>
+      </w:r>
+      <w:r>
+        <w:rPr>
+          <w:rFonts w:hint="default" w:ascii="Consolas" w:hAnsi="Consolas" w:eastAsia="Consolas" w:cs="Consolas"/>
+          <w:b w:val="0"/>
+          <w:bCs w:val="0"/>
+          <w:color w:val="9CDCFE"/>
+          <w:kern w:val="0"/>
+          <w:sz w:val="21"/>
+          <w:szCs w:val="21"/>
+          <w:shd w:val="clear" w:fill="1F1F1F"/>
+          <w:lang w:val="en-US" w:eastAsia="zh-CN" w:bidi="ar"/>
+        </w:rPr>
+        <w:t>randomInt0to9</w:t>
+      </w:r>
+      <w:r>
+        <w:rPr>
+          <w:rFonts w:hint="default" w:ascii="Consolas" w:hAnsi="Consolas" w:eastAsia="Consolas" w:cs="Consolas"/>
+          <w:b w:val="0"/>
+          <w:bCs w:val="0"/>
+          <w:color w:val="CCCCCC"/>
+          <w:kern w:val="0"/>
+          <w:sz w:val="21"/>
+          <w:szCs w:val="21"/>
+          <w:shd w:val="clear" w:fill="1F1F1F"/>
+          <w:lang w:val="en-US" w:eastAsia="zh-CN" w:bidi="ar"/>
+        </w:rPr>
+        <w:t xml:space="preserve"> </w:t>
+      </w:r>
+      <w:r>
+        <w:rPr>
+          <w:rFonts w:hint="default" w:ascii="Consolas" w:hAnsi="Consolas" w:eastAsia="Consolas" w:cs="Consolas"/>
+          <w:b w:val="0"/>
+          <w:bCs w:val="0"/>
+          <w:color w:val="D4D4D4"/>
+          <w:kern w:val="0"/>
+          <w:sz w:val="21"/>
+          <w:szCs w:val="21"/>
+          <w:shd w:val="clear" w:fill="1F1F1F"/>
+          <w:lang w:val="en-US" w:eastAsia="zh-CN" w:bidi="ar"/>
+        </w:rPr>
+        <w:t>=</w:t>
+      </w:r>
+      <w:r>
+        <w:rPr>
+          <w:rFonts w:hint="default" w:ascii="Consolas" w:hAnsi="Consolas" w:eastAsia="Consolas" w:cs="Consolas"/>
+          <w:b w:val="0"/>
+          <w:bCs w:val="0"/>
+          <w:color w:val="CCCCCC"/>
+          <w:kern w:val="0"/>
+          <w:sz w:val="21"/>
+          <w:szCs w:val="21"/>
+          <w:shd w:val="clear" w:fill="1F1F1F"/>
+          <w:lang w:val="en-US" w:eastAsia="zh-CN" w:bidi="ar"/>
+        </w:rPr>
+        <w:t xml:space="preserve"> </w:t>
+      </w:r>
+      <w:r>
+        <w:rPr>
+          <w:rFonts w:hint="default" w:ascii="Consolas" w:hAnsi="Consolas" w:eastAsia="Consolas" w:cs="Consolas"/>
+          <w:b w:val="0"/>
+          <w:bCs w:val="0"/>
+          <w:color w:val="9CDCFE"/>
+          <w:kern w:val="0"/>
+          <w:sz w:val="21"/>
+          <w:szCs w:val="21"/>
+          <w:shd w:val="clear" w:fill="1F1F1F"/>
+          <w:lang w:val="en-US" w:eastAsia="zh-CN" w:bidi="ar"/>
+        </w:rPr>
         <w:t>Math</w:t>
       </w:r>
+      <w:r>
+        <w:rPr>
+          <w:rFonts w:hint="default" w:ascii="Consolas" w:hAnsi="Consolas" w:eastAsia="Consolas" w:cs="Consolas"/>
+          <w:b w:val="0"/>
+          <w:bCs w:val="0"/>
+          <w:color w:val="CCCCCC"/>
+          <w:kern w:val="0"/>
+          <w:sz w:val="21"/>
+          <w:szCs w:val="21"/>
+          <w:shd w:val="clear" w:fill="1F1F1F"/>
+          <w:lang w:val="en-US" w:eastAsia="zh-CN" w:bidi="ar"/>
+        </w:rPr>
+        <w:t>.</w:t>
+      </w:r>
+      <w:r>
+        <w:rPr>
+          <w:rFonts w:hint="default" w:ascii="Consolas" w:hAnsi="Consolas" w:eastAsia="Consolas" w:cs="Consolas"/>
+          <w:b w:val="0"/>
+          <w:bCs w:val="0"/>
+          <w:color w:val="DCDCAA"/>
+          <w:kern w:val="0"/>
+          <w:sz w:val="21"/>
+          <w:szCs w:val="21"/>
+          <w:shd w:val="clear" w:fill="1F1F1F"/>
+          <w:lang w:val="en-US" w:eastAsia="zh-CN" w:bidi="ar"/>
+        </w:rPr>
+        <w:t>floor</w:t>
+      </w:r>
+      <w:r>
+        <w:rPr>
+          <w:rFonts w:hint="default" w:ascii="Consolas" w:hAnsi="Consolas" w:eastAsia="Consolas" w:cs="Consolas"/>
+          <w:b w:val="0"/>
+          <w:bCs w:val="0"/>
+          <w:color w:val="CCCCCC"/>
+          <w:kern w:val="0"/>
+          <w:sz w:val="21"/>
+          <w:szCs w:val="21"/>
+          <w:shd w:val="clear" w:fill="1F1F1F"/>
+          <w:lang w:val="en-US" w:eastAsia="zh-CN" w:bidi="ar"/>
+        </w:rPr>
+        <w:t>(</w:t>
+      </w:r>
+      <w:r>
+        <w:rPr>
+          <w:rFonts w:hint="default" w:ascii="Consolas" w:hAnsi="Consolas" w:eastAsia="Consolas" w:cs="Consolas"/>
+          <w:b w:val="0"/>
+          <w:bCs w:val="0"/>
+          <w:color w:val="9CDCFE"/>
+          <w:kern w:val="0"/>
+          <w:sz w:val="21"/>
+          <w:szCs w:val="21"/>
+          <w:shd w:val="clear" w:fill="1F1F1F"/>
+          <w:lang w:val="en-US" w:eastAsia="zh-CN" w:bidi="ar"/>
+        </w:rPr>
+        <w:t>Math</w:t>
+      </w:r>
+      <w:r>
+        <w:rPr>
+          <w:rFonts w:hint="default" w:ascii="Consolas" w:hAnsi="Consolas" w:eastAsia="Consolas" w:cs="Consolas"/>
+          <w:b w:val="0"/>
+          <w:bCs w:val="0"/>
+          <w:color w:val="CCCCCC"/>
+          <w:kern w:val="0"/>
+          <w:sz w:val="21"/>
+          <w:szCs w:val="21"/>
+          <w:shd w:val="clear" w:fill="1F1F1F"/>
+          <w:lang w:val="en-US" w:eastAsia="zh-CN" w:bidi="ar"/>
+        </w:rPr>
+        <w:t>.</w:t>
+      </w:r>
+      <w:r>
+        <w:rPr>
+          <w:rFonts w:hint="default" w:ascii="Consolas" w:hAnsi="Consolas" w:eastAsia="Consolas" w:cs="Consolas"/>
+          <w:b w:val="0"/>
+          <w:bCs w:val="0"/>
+          <w:color w:val="DCDCAA"/>
+          <w:kern w:val="0"/>
+          <w:sz w:val="21"/>
+          <w:szCs w:val="21"/>
+          <w:shd w:val="clear" w:fill="1F1F1F"/>
+          <w:lang w:val="en-US" w:eastAsia="zh-CN" w:bidi="ar"/>
+        </w:rPr>
+        <w:t>random</w:t>
+      </w:r>
+      <w:r>
+        <w:rPr>
+          <w:rFonts w:hint="default" w:ascii="Consolas" w:hAnsi="Consolas" w:eastAsia="Consolas" w:cs="Consolas"/>
+          <w:b w:val="0"/>
+          <w:bCs w:val="0"/>
+          <w:color w:val="CCCCCC"/>
+          <w:kern w:val="0"/>
+          <w:sz w:val="21"/>
+          <w:szCs w:val="21"/>
+          <w:shd w:val="clear" w:fill="1F1F1F"/>
+          <w:lang w:val="en-US" w:eastAsia="zh-CN" w:bidi="ar"/>
+        </w:rPr>
+        <w:t xml:space="preserve">() </w:t>
+      </w:r>
+      <w:r>
+        <w:rPr>
+          <w:rFonts w:hint="default" w:ascii="Consolas" w:hAnsi="Consolas" w:eastAsia="Consolas" w:cs="Consolas"/>
+          <w:b w:val="0"/>
+          <w:bCs w:val="0"/>
+          <w:color w:val="D4D4D4"/>
+          <w:kern w:val="0"/>
+          <w:sz w:val="21"/>
+          <w:szCs w:val="21"/>
+          <w:shd w:val="clear" w:fill="1F1F1F"/>
+          <w:lang w:val="en-US" w:eastAsia="zh-CN" w:bidi="ar"/>
+        </w:rPr>
+        <w:t>*</w:t>
+      </w:r>
+      <w:r>
+        <w:rPr>
+          <w:rFonts w:hint="default" w:ascii="Consolas" w:hAnsi="Consolas" w:eastAsia="Consolas" w:cs="Consolas"/>
+          <w:b w:val="0"/>
+          <w:bCs w:val="0"/>
+          <w:color w:val="CCCCCC"/>
+          <w:kern w:val="0"/>
+          <w:sz w:val="21"/>
+          <w:szCs w:val="21"/>
+          <w:shd w:val="clear" w:fill="1F1F1F"/>
+          <w:lang w:val="en-US" w:eastAsia="zh-CN" w:bidi="ar"/>
+        </w:rPr>
+        <w:t xml:space="preserve"> </w:t>
+      </w:r>
+      <w:r>
+        <w:rPr>
+          <w:rFonts w:hint="default" w:ascii="Consolas" w:hAnsi="Consolas" w:eastAsia="Consolas" w:cs="Consolas"/>
+          <w:b w:val="0"/>
+          <w:bCs w:val="0"/>
+          <w:color w:val="B5CEA8"/>
+          <w:kern w:val="0"/>
+          <w:sz w:val="21"/>
+          <w:szCs w:val="21"/>
+          <w:shd w:val="clear" w:fill="1F1F1F"/>
+          <w:lang w:val="en-US" w:eastAsia="zh-CN" w:bidi="ar"/>
+        </w:rPr>
+        <w:t>10</w:t>
+      </w:r>
+      <w:r>
+        <w:rPr>
+          <w:rFonts w:hint="default" w:ascii="Consolas" w:hAnsi="Consolas" w:eastAsia="Consolas" w:cs="Consolas"/>
+          <w:b w:val="0"/>
+          <w:bCs w:val="0"/>
+          <w:color w:val="CCCCCC"/>
+          <w:kern w:val="0"/>
+          <w:sz w:val="21"/>
+          <w:szCs w:val="21"/>
+          <w:shd w:val="clear" w:fill="1F1F1F"/>
+          <w:lang w:val="en-US" w:eastAsia="zh-CN" w:bidi="ar"/>
+        </w:rPr>
+        <w:t>);</w:t>
+      </w:r>
+    </w:p>
+    <w:p>
+      <w:pPr>
+        <w:keepNext w:val="0"/>
+        <w:keepLines w:val="0"/>
+        <w:widowControl/>
+        <w:suppressLineNumbers w:val="0"/>
+        <w:shd w:val="clear" w:fill="1F1F1F"/>
+        <w:spacing w:line="285" w:lineRule="atLeast"/>
+        <w:jc w:val="left"/>
+        <w:rPr>
+          <w:rFonts w:hint="default" w:ascii="Consolas" w:hAnsi="Consolas" w:eastAsia="Consolas" w:cs="Consolas"/>
+          <w:b w:val="0"/>
+          <w:bCs w:val="0"/>
+          <w:color w:val="CCCCCC"/>
+          <w:sz w:val="21"/>
+          <w:szCs w:val="21"/>
+        </w:rPr>
+      </w:pPr>
+      <w:r>
+        <w:rPr>
+          <w:rFonts w:hint="default" w:ascii="Consolas" w:hAnsi="Consolas" w:eastAsia="Consolas" w:cs="Consolas"/>
+          <w:b w:val="0"/>
+          <w:bCs w:val="0"/>
+          <w:color w:val="9CDCFE"/>
+          <w:kern w:val="0"/>
+          <w:sz w:val="21"/>
+          <w:szCs w:val="21"/>
+          <w:shd w:val="clear" w:fill="1F1F1F"/>
+          <w:lang w:val="en-US" w:eastAsia="zh-CN" w:bidi="ar"/>
+        </w:rPr>
+        <w:t>console</w:t>
+      </w:r>
+      <w:r>
+        <w:rPr>
+          <w:rFonts w:hint="default" w:ascii="Consolas" w:hAnsi="Consolas" w:eastAsia="Consolas" w:cs="Consolas"/>
+          <w:b w:val="0"/>
+          <w:bCs w:val="0"/>
+          <w:color w:val="CCCCCC"/>
+          <w:kern w:val="0"/>
+          <w:sz w:val="21"/>
+          <w:szCs w:val="21"/>
+          <w:shd w:val="clear" w:fill="1F1F1F"/>
+          <w:lang w:val="en-US" w:eastAsia="zh-CN" w:bidi="ar"/>
+        </w:rPr>
+        <w:t>.</w:t>
+      </w:r>
+      <w:r>
+        <w:rPr>
+          <w:rFonts w:hint="default" w:ascii="Consolas" w:hAnsi="Consolas" w:eastAsia="Consolas" w:cs="Consolas"/>
+          <w:b w:val="0"/>
+          <w:bCs w:val="0"/>
+          <w:color w:val="DCDCAA"/>
+          <w:kern w:val="0"/>
+          <w:sz w:val="21"/>
+          <w:szCs w:val="21"/>
+          <w:shd w:val="clear" w:fill="1F1F1F"/>
+          <w:lang w:val="en-US" w:eastAsia="zh-CN" w:bidi="ar"/>
+        </w:rPr>
+        <w:t>log</w:t>
+      </w:r>
+      <w:r>
+        <w:rPr>
+          <w:rFonts w:hint="default" w:ascii="Consolas" w:hAnsi="Consolas" w:eastAsia="Consolas" w:cs="Consolas"/>
+          <w:b w:val="0"/>
+          <w:bCs w:val="0"/>
+          <w:color w:val="CCCCCC"/>
+          <w:kern w:val="0"/>
+          <w:sz w:val="21"/>
+          <w:szCs w:val="21"/>
+          <w:shd w:val="clear" w:fill="1F1F1F"/>
+          <w:lang w:val="en-US" w:eastAsia="zh-CN" w:bidi="ar"/>
+        </w:rPr>
+        <w:t>(</w:t>
+      </w:r>
+      <w:r>
+        <w:rPr>
+          <w:rFonts w:hint="default" w:ascii="Consolas" w:hAnsi="Consolas" w:eastAsia="Consolas" w:cs="Consolas"/>
+          <w:b w:val="0"/>
+          <w:bCs w:val="0"/>
+          <w:color w:val="9CDCFE"/>
+          <w:kern w:val="0"/>
+          <w:sz w:val="21"/>
+          <w:szCs w:val="21"/>
+          <w:shd w:val="clear" w:fill="1F1F1F"/>
+          <w:lang w:val="en-US" w:eastAsia="zh-CN" w:bidi="ar"/>
+        </w:rPr>
+        <w:t>randomInt0to9</w:t>
+      </w:r>
+      <w:r>
+        <w:rPr>
+          <w:rFonts w:hint="default" w:ascii="Consolas" w:hAnsi="Consolas" w:eastAsia="Consolas" w:cs="Consolas"/>
+          <w:b w:val="0"/>
+          <w:bCs w:val="0"/>
+          <w:color w:val="CCCCCC"/>
+          <w:kern w:val="0"/>
+          <w:sz w:val="21"/>
+          <w:szCs w:val="21"/>
+          <w:shd w:val="clear" w:fill="1F1F1F"/>
+          <w:lang w:val="en-US" w:eastAsia="zh-CN" w:bidi="ar"/>
+        </w:rPr>
+        <w:t>)</w:t>
+      </w:r>
+      <w:r>
+        <w:rPr>
+          <w:rFonts w:hint="default" w:ascii="Consolas" w:hAnsi="Consolas" w:eastAsia="Consolas" w:cs="Consolas"/>
+          <w:b w:val="0"/>
+          <w:bCs w:val="0"/>
+          <w:color w:val="6A9955"/>
+          <w:kern w:val="0"/>
+          <w:sz w:val="21"/>
+          <w:szCs w:val="21"/>
+          <w:shd w:val="clear" w:fill="1F1F1F"/>
+          <w:lang w:val="en-US" w:eastAsia="zh-CN" w:bidi="ar"/>
+        </w:rPr>
+        <w:t>// 0 // 8 // 5</w:t>
+      </w:r>
+    </w:p>
+    <w:p>
+      <w:pPr>
+        <w:bidi w:val="0"/>
+        <w:rPr>
+          <w:rFonts w:hint="default" w:ascii="SimSun" w:hAnsi="SimSun" w:eastAsia="SimSun" w:cs="SimSun"/>
+          <w:sz w:val="24"/>
+          <w:szCs w:val="24"/>
+          <w:lang w:val="en-IN"/>
+        </w:rPr>
+      </w:pPr>
+    </w:p>
+    <w:p>
+      <w:pPr>
+        <w:bidi w:val="0"/>
+        <w:rPr>
+          <w:rFonts w:ascii="SimSun" w:hAnsi="SimSun" w:eastAsia="SimSun" w:cs="SimSun"/>
+          <w:sz w:val="24"/>
+          <w:szCs w:val="24"/>
+        </w:rPr>
+      </w:pPr>
+      <w:r>
+        <w:rPr>
+          <w:rFonts w:ascii="SimSun" w:hAnsi="SimSun" w:eastAsia="SimSun" w:cs="SimSun"/>
+          <w:sz w:val="24"/>
+          <w:szCs w:val="24"/>
+        </w:rPr>
+        <w:t>Generate a random integer between two values (inclusive):</w:t>
+      </w:r>
+    </w:p>
+    <w:p>
+      <w:pPr>
+        <w:keepNext w:val="0"/>
+        <w:keepLines w:val="0"/>
+        <w:widowControl/>
+        <w:suppressLineNumbers w:val="0"/>
+        <w:shd w:val="clear" w:fill="1F1F1F"/>
+        <w:spacing w:line="285" w:lineRule="atLeast"/>
+        <w:jc w:val="left"/>
+        <w:rPr>
+          <w:rFonts w:ascii="Consolas" w:hAnsi="Consolas" w:eastAsia="Consolas" w:cs="Consolas"/>
+          <w:b w:val="0"/>
+          <w:bCs w:val="0"/>
+          <w:color w:val="CCCCCC"/>
+          <w:sz w:val="21"/>
+          <w:szCs w:val="21"/>
+        </w:rPr>
+      </w:pPr>
+      <w:r>
+        <w:rPr>
+          <w:rFonts w:hint="default" w:ascii="Consolas" w:hAnsi="Consolas" w:eastAsia="Consolas" w:cs="Consolas"/>
+          <w:b w:val="0"/>
+          <w:bCs w:val="0"/>
+          <w:color w:val="569CD6"/>
+          <w:kern w:val="0"/>
+          <w:sz w:val="21"/>
+          <w:szCs w:val="21"/>
+          <w:shd w:val="clear" w:fill="1F1F1F"/>
+          <w:lang w:val="en-US" w:eastAsia="zh-CN" w:bidi="ar"/>
+        </w:rPr>
+        <w:t>function</w:t>
+      </w:r>
+      <w:r>
+        <w:rPr>
+          <w:rFonts w:hint="default" w:ascii="Consolas" w:hAnsi="Consolas" w:eastAsia="Consolas" w:cs="Consolas"/>
+          <w:b w:val="0"/>
+          <w:bCs w:val="0"/>
+          <w:color w:val="CCCCCC"/>
+          <w:kern w:val="0"/>
+          <w:sz w:val="21"/>
+          <w:szCs w:val="21"/>
+          <w:shd w:val="clear" w:fill="1F1F1F"/>
+          <w:lang w:val="en-US" w:eastAsia="zh-CN" w:bidi="ar"/>
+        </w:rPr>
+        <w:t xml:space="preserve"> </w:t>
+      </w:r>
+      <w:r>
+        <w:rPr>
+          <w:rFonts w:hint="default" w:ascii="Consolas" w:hAnsi="Consolas" w:eastAsia="Consolas" w:cs="Consolas"/>
+          <w:b w:val="0"/>
+          <w:bCs w:val="0"/>
+          <w:color w:val="DCDCAA"/>
+          <w:kern w:val="0"/>
+          <w:sz w:val="21"/>
+          <w:szCs w:val="21"/>
+          <w:shd w:val="clear" w:fill="1F1F1F"/>
+          <w:lang w:val="en-US" w:eastAsia="zh-CN" w:bidi="ar"/>
+        </w:rPr>
+        <w:t>getRandomInt</w:t>
+      </w:r>
+      <w:r>
+        <w:rPr>
+          <w:rFonts w:hint="default" w:ascii="Consolas" w:hAnsi="Consolas" w:eastAsia="Consolas" w:cs="Consolas"/>
+          <w:b w:val="0"/>
+          <w:bCs w:val="0"/>
+          <w:color w:val="CCCCCC"/>
+          <w:kern w:val="0"/>
+          <w:sz w:val="21"/>
+          <w:szCs w:val="21"/>
+          <w:shd w:val="clear" w:fill="1F1F1F"/>
+          <w:lang w:val="en-US" w:eastAsia="zh-CN" w:bidi="ar"/>
+        </w:rPr>
+        <w:t>(</w:t>
+      </w:r>
+      <w:r>
+        <w:rPr>
+          <w:rFonts w:hint="default" w:ascii="Consolas" w:hAnsi="Consolas" w:eastAsia="Consolas" w:cs="Consolas"/>
+          <w:b w:val="0"/>
+          <w:bCs w:val="0"/>
+          <w:color w:val="9CDCFE"/>
+          <w:kern w:val="0"/>
+          <w:sz w:val="21"/>
+          <w:szCs w:val="21"/>
+          <w:shd w:val="clear" w:fill="1F1F1F"/>
+          <w:lang w:val="en-US" w:eastAsia="zh-CN" w:bidi="ar"/>
+        </w:rPr>
+        <w:t>min</w:t>
+      </w:r>
+      <w:r>
+        <w:rPr>
+          <w:rFonts w:hint="default" w:ascii="Consolas" w:hAnsi="Consolas" w:eastAsia="Consolas" w:cs="Consolas"/>
+          <w:b w:val="0"/>
+          <w:bCs w:val="0"/>
+          <w:color w:val="CCCCCC"/>
+          <w:kern w:val="0"/>
+          <w:sz w:val="21"/>
+          <w:szCs w:val="21"/>
+          <w:shd w:val="clear" w:fill="1F1F1F"/>
+          <w:lang w:val="en-US" w:eastAsia="zh-CN" w:bidi="ar"/>
+        </w:rPr>
+        <w:t xml:space="preserve">, </w:t>
+      </w:r>
+      <w:r>
+        <w:rPr>
+          <w:rFonts w:hint="default" w:ascii="Consolas" w:hAnsi="Consolas" w:eastAsia="Consolas" w:cs="Consolas"/>
+          <w:b w:val="0"/>
+          <w:bCs w:val="0"/>
+          <w:color w:val="9CDCFE"/>
+          <w:kern w:val="0"/>
+          <w:sz w:val="21"/>
+          <w:szCs w:val="21"/>
+          <w:shd w:val="clear" w:fill="1F1F1F"/>
+          <w:lang w:val="en-US" w:eastAsia="zh-CN" w:bidi="ar"/>
+        </w:rPr>
+        <w:t>max</w:t>
+      </w:r>
+      <w:r>
+        <w:rPr>
+          <w:rFonts w:hint="default" w:ascii="Consolas" w:hAnsi="Consolas" w:eastAsia="Consolas" w:cs="Consolas"/>
+          <w:b w:val="0"/>
+          <w:bCs w:val="0"/>
+          <w:color w:val="CCCCCC"/>
+          <w:kern w:val="0"/>
+          <w:sz w:val="21"/>
+          <w:szCs w:val="21"/>
+          <w:shd w:val="clear" w:fill="1F1F1F"/>
+          <w:lang w:val="en-US" w:eastAsia="zh-CN" w:bidi="ar"/>
+        </w:rPr>
+        <w:t>) {</w:t>
+      </w:r>
+    </w:p>
+    <w:p>
+      <w:pPr>
+        <w:keepNext w:val="0"/>
+        <w:keepLines w:val="0"/>
+        <w:widowControl/>
+        <w:suppressLineNumbers w:val="0"/>
+        <w:shd w:val="clear" w:fill="1F1F1F"/>
+        <w:spacing w:line="285" w:lineRule="atLeast"/>
+        <w:jc w:val="left"/>
+        <w:rPr>
+          <w:rFonts w:hint="default" w:ascii="Consolas" w:hAnsi="Consolas" w:eastAsia="Consolas" w:cs="Consolas"/>
+          <w:b w:val="0"/>
+          <w:bCs w:val="0"/>
+          <w:color w:val="CCCCCC"/>
+          <w:sz w:val="21"/>
+          <w:szCs w:val="21"/>
+        </w:rPr>
+      </w:pPr>
+      <w:r>
+        <w:rPr>
+          <w:rFonts w:hint="default" w:ascii="Consolas" w:hAnsi="Consolas" w:eastAsia="Consolas" w:cs="Consolas"/>
+          <w:b w:val="0"/>
+          <w:bCs w:val="0"/>
+          <w:color w:val="CCCCCC"/>
+          <w:kern w:val="0"/>
+          <w:sz w:val="21"/>
+          <w:szCs w:val="21"/>
+          <w:shd w:val="clear" w:fill="1F1F1F"/>
+          <w:lang w:val="en-US" w:eastAsia="zh-CN" w:bidi="ar"/>
+        </w:rPr>
+        <w:t xml:space="preserve">    </w:t>
+      </w:r>
+      <w:r>
+        <w:rPr>
+          <w:rFonts w:hint="default" w:ascii="Consolas" w:hAnsi="Consolas" w:eastAsia="Consolas" w:cs="Consolas"/>
+          <w:b w:val="0"/>
+          <w:bCs w:val="0"/>
+          <w:color w:val="C586C0"/>
+          <w:kern w:val="0"/>
+          <w:sz w:val="21"/>
+          <w:szCs w:val="21"/>
+          <w:shd w:val="clear" w:fill="1F1F1F"/>
+          <w:lang w:val="en-US" w:eastAsia="zh-CN" w:bidi="ar"/>
+        </w:rPr>
+        <w:t>return</w:t>
+      </w:r>
+      <w:r>
+        <w:rPr>
+          <w:rFonts w:hint="default" w:ascii="Consolas" w:hAnsi="Consolas" w:eastAsia="Consolas" w:cs="Consolas"/>
+          <w:b w:val="0"/>
+          <w:bCs w:val="0"/>
+          <w:color w:val="CCCCCC"/>
+          <w:kern w:val="0"/>
+          <w:sz w:val="21"/>
+          <w:szCs w:val="21"/>
+          <w:shd w:val="clear" w:fill="1F1F1F"/>
+          <w:lang w:val="en-US" w:eastAsia="zh-CN" w:bidi="ar"/>
+        </w:rPr>
+        <w:t xml:space="preserve"> </w:t>
+      </w:r>
+      <w:r>
+        <w:rPr>
+          <w:rFonts w:hint="default" w:ascii="Consolas" w:hAnsi="Consolas" w:eastAsia="Consolas" w:cs="Consolas"/>
+          <w:b w:val="0"/>
+          <w:bCs w:val="0"/>
+          <w:color w:val="9CDCFE"/>
+          <w:kern w:val="0"/>
+          <w:sz w:val="21"/>
+          <w:szCs w:val="21"/>
+          <w:shd w:val="clear" w:fill="1F1F1F"/>
+          <w:lang w:val="en-US" w:eastAsia="zh-CN" w:bidi="ar"/>
+        </w:rPr>
+        <w:t>Math</w:t>
+      </w:r>
+      <w:r>
+        <w:rPr>
+          <w:rFonts w:hint="default" w:ascii="Consolas" w:hAnsi="Consolas" w:eastAsia="Consolas" w:cs="Consolas"/>
+          <w:b w:val="0"/>
+          <w:bCs w:val="0"/>
+          <w:color w:val="CCCCCC"/>
+          <w:kern w:val="0"/>
+          <w:sz w:val="21"/>
+          <w:szCs w:val="21"/>
+          <w:shd w:val="clear" w:fill="1F1F1F"/>
+          <w:lang w:val="en-US" w:eastAsia="zh-CN" w:bidi="ar"/>
+        </w:rPr>
+        <w:t>.</w:t>
+      </w:r>
+      <w:r>
+        <w:rPr>
+          <w:rFonts w:hint="default" w:ascii="Consolas" w:hAnsi="Consolas" w:eastAsia="Consolas" w:cs="Consolas"/>
+          <w:b w:val="0"/>
+          <w:bCs w:val="0"/>
+          <w:color w:val="DCDCAA"/>
+          <w:kern w:val="0"/>
+          <w:sz w:val="21"/>
+          <w:szCs w:val="21"/>
+          <w:shd w:val="clear" w:fill="1F1F1F"/>
+          <w:lang w:val="en-US" w:eastAsia="zh-CN" w:bidi="ar"/>
+        </w:rPr>
+        <w:t>floor</w:t>
+      </w:r>
+      <w:r>
+        <w:rPr>
+          <w:rFonts w:hint="default" w:ascii="Consolas" w:hAnsi="Consolas" w:eastAsia="Consolas" w:cs="Consolas"/>
+          <w:b w:val="0"/>
+          <w:bCs w:val="0"/>
+          <w:color w:val="CCCCCC"/>
+          <w:kern w:val="0"/>
+          <w:sz w:val="21"/>
+          <w:szCs w:val="21"/>
+          <w:shd w:val="clear" w:fill="1F1F1F"/>
+          <w:lang w:val="en-US" w:eastAsia="zh-CN" w:bidi="ar"/>
+        </w:rPr>
+        <w:t>(</w:t>
+      </w:r>
+      <w:r>
+        <w:rPr>
+          <w:rFonts w:hint="default" w:ascii="Consolas" w:hAnsi="Consolas" w:eastAsia="Consolas" w:cs="Consolas"/>
+          <w:b w:val="0"/>
+          <w:bCs w:val="0"/>
+          <w:color w:val="9CDCFE"/>
+          <w:kern w:val="0"/>
+          <w:sz w:val="21"/>
+          <w:szCs w:val="21"/>
+          <w:shd w:val="clear" w:fill="1F1F1F"/>
+          <w:lang w:val="en-US" w:eastAsia="zh-CN" w:bidi="ar"/>
+        </w:rPr>
+        <w:t>Math</w:t>
+      </w:r>
+      <w:r>
+        <w:rPr>
+          <w:rFonts w:hint="default" w:ascii="Consolas" w:hAnsi="Consolas" w:eastAsia="Consolas" w:cs="Consolas"/>
+          <w:b w:val="0"/>
+          <w:bCs w:val="0"/>
+          <w:color w:val="CCCCCC"/>
+          <w:kern w:val="0"/>
+          <w:sz w:val="21"/>
+          <w:szCs w:val="21"/>
+          <w:shd w:val="clear" w:fill="1F1F1F"/>
+          <w:lang w:val="en-US" w:eastAsia="zh-CN" w:bidi="ar"/>
+        </w:rPr>
+        <w:t>.</w:t>
+      </w:r>
+      <w:r>
+        <w:rPr>
+          <w:rFonts w:hint="default" w:ascii="Consolas" w:hAnsi="Consolas" w:eastAsia="Consolas" w:cs="Consolas"/>
+          <w:b w:val="0"/>
+          <w:bCs w:val="0"/>
+          <w:color w:val="DCDCAA"/>
+          <w:kern w:val="0"/>
+          <w:sz w:val="21"/>
+          <w:szCs w:val="21"/>
+          <w:shd w:val="clear" w:fill="1F1F1F"/>
+          <w:lang w:val="en-US" w:eastAsia="zh-CN" w:bidi="ar"/>
+        </w:rPr>
+        <w:t>random</w:t>
+      </w:r>
+      <w:r>
+        <w:rPr>
+          <w:rFonts w:hint="default" w:ascii="Consolas" w:hAnsi="Consolas" w:eastAsia="Consolas" w:cs="Consolas"/>
+          <w:b w:val="0"/>
+          <w:bCs w:val="0"/>
+          <w:color w:val="CCCCCC"/>
+          <w:kern w:val="0"/>
+          <w:sz w:val="21"/>
+          <w:szCs w:val="21"/>
+          <w:shd w:val="clear" w:fill="1F1F1F"/>
+          <w:lang w:val="en-US" w:eastAsia="zh-CN" w:bidi="ar"/>
+        </w:rPr>
+        <w:t xml:space="preserve">() </w:t>
+      </w:r>
+      <w:r>
+        <w:rPr>
+          <w:rFonts w:hint="default" w:ascii="Consolas" w:hAnsi="Consolas" w:eastAsia="Consolas" w:cs="Consolas"/>
+          <w:b w:val="0"/>
+          <w:bCs w:val="0"/>
+          <w:color w:val="D4D4D4"/>
+          <w:kern w:val="0"/>
+          <w:sz w:val="21"/>
+          <w:szCs w:val="21"/>
+          <w:shd w:val="clear" w:fill="1F1F1F"/>
+          <w:lang w:val="en-US" w:eastAsia="zh-CN" w:bidi="ar"/>
+        </w:rPr>
+        <w:t>*</w:t>
+      </w:r>
+      <w:r>
+        <w:rPr>
+          <w:rFonts w:hint="default" w:ascii="Consolas" w:hAnsi="Consolas" w:eastAsia="Consolas" w:cs="Consolas"/>
+          <w:b w:val="0"/>
+          <w:bCs w:val="0"/>
+          <w:color w:val="CCCCCC"/>
+          <w:kern w:val="0"/>
+          <w:sz w:val="21"/>
+          <w:szCs w:val="21"/>
+          <w:shd w:val="clear" w:fill="1F1F1F"/>
+          <w:lang w:val="en-US" w:eastAsia="zh-CN" w:bidi="ar"/>
+        </w:rPr>
+        <w:t xml:space="preserve"> (</w:t>
+      </w:r>
+      <w:r>
+        <w:rPr>
+          <w:rFonts w:hint="default" w:ascii="Consolas" w:hAnsi="Consolas" w:eastAsia="Consolas" w:cs="Consolas"/>
+          <w:b w:val="0"/>
+          <w:bCs w:val="0"/>
+          <w:color w:val="9CDCFE"/>
+          <w:kern w:val="0"/>
+          <w:sz w:val="21"/>
+          <w:szCs w:val="21"/>
+          <w:shd w:val="clear" w:fill="1F1F1F"/>
+          <w:lang w:val="en-US" w:eastAsia="zh-CN" w:bidi="ar"/>
+        </w:rPr>
+        <w:t>max</w:t>
+      </w:r>
+      <w:r>
+        <w:rPr>
+          <w:rFonts w:hint="default" w:ascii="Consolas" w:hAnsi="Consolas" w:eastAsia="Consolas" w:cs="Consolas"/>
+          <w:b w:val="0"/>
+          <w:bCs w:val="0"/>
+          <w:color w:val="CCCCCC"/>
+          <w:kern w:val="0"/>
+          <w:sz w:val="21"/>
+          <w:szCs w:val="21"/>
+          <w:shd w:val="clear" w:fill="1F1F1F"/>
+          <w:lang w:val="en-US" w:eastAsia="zh-CN" w:bidi="ar"/>
+        </w:rPr>
+        <w:t xml:space="preserve"> </w:t>
+      </w:r>
+      <w:r>
+        <w:rPr>
+          <w:rFonts w:hint="default" w:ascii="Consolas" w:hAnsi="Consolas" w:eastAsia="Consolas" w:cs="Consolas"/>
+          <w:b w:val="0"/>
+          <w:bCs w:val="0"/>
+          <w:color w:val="D4D4D4"/>
+          <w:kern w:val="0"/>
+          <w:sz w:val="21"/>
+          <w:szCs w:val="21"/>
+          <w:shd w:val="clear" w:fill="1F1F1F"/>
+          <w:lang w:val="en-US" w:eastAsia="zh-CN" w:bidi="ar"/>
+        </w:rPr>
+        <w:t>-</w:t>
+      </w:r>
+      <w:r>
+        <w:rPr>
+          <w:rFonts w:hint="default" w:ascii="Consolas" w:hAnsi="Consolas" w:eastAsia="Consolas" w:cs="Consolas"/>
+          <w:b w:val="0"/>
+          <w:bCs w:val="0"/>
+          <w:color w:val="CCCCCC"/>
+          <w:kern w:val="0"/>
+          <w:sz w:val="21"/>
+          <w:szCs w:val="21"/>
+          <w:shd w:val="clear" w:fill="1F1F1F"/>
+          <w:lang w:val="en-US" w:eastAsia="zh-CN" w:bidi="ar"/>
+        </w:rPr>
+        <w:t xml:space="preserve"> </w:t>
+      </w:r>
+      <w:r>
+        <w:rPr>
+          <w:rFonts w:hint="default" w:ascii="Consolas" w:hAnsi="Consolas" w:eastAsia="Consolas" w:cs="Consolas"/>
+          <w:b w:val="0"/>
+          <w:bCs w:val="0"/>
+          <w:color w:val="9CDCFE"/>
+          <w:kern w:val="0"/>
+          <w:sz w:val="21"/>
+          <w:szCs w:val="21"/>
+          <w:shd w:val="clear" w:fill="1F1F1F"/>
+          <w:lang w:val="en-US" w:eastAsia="zh-CN" w:bidi="ar"/>
+        </w:rPr>
+        <w:t>min</w:t>
+      </w:r>
+      <w:r>
+        <w:rPr>
+          <w:rFonts w:hint="default" w:ascii="Consolas" w:hAnsi="Consolas" w:eastAsia="Consolas" w:cs="Consolas"/>
+          <w:b w:val="0"/>
+          <w:bCs w:val="0"/>
+          <w:color w:val="CCCCCC"/>
+          <w:kern w:val="0"/>
+          <w:sz w:val="21"/>
+          <w:szCs w:val="21"/>
+          <w:shd w:val="clear" w:fill="1F1F1F"/>
+          <w:lang w:val="en-US" w:eastAsia="zh-CN" w:bidi="ar"/>
+        </w:rPr>
+        <w:t xml:space="preserve"> </w:t>
+      </w:r>
+      <w:r>
+        <w:rPr>
+          <w:rFonts w:hint="default" w:ascii="Consolas" w:hAnsi="Consolas" w:eastAsia="Consolas" w:cs="Consolas"/>
+          <w:b w:val="0"/>
+          <w:bCs w:val="0"/>
+          <w:color w:val="D4D4D4"/>
+          <w:kern w:val="0"/>
+          <w:sz w:val="21"/>
+          <w:szCs w:val="21"/>
+          <w:shd w:val="clear" w:fill="1F1F1F"/>
+          <w:lang w:val="en-US" w:eastAsia="zh-CN" w:bidi="ar"/>
+        </w:rPr>
+        <w:t>+</w:t>
+      </w:r>
+      <w:r>
+        <w:rPr>
+          <w:rFonts w:hint="default" w:ascii="Consolas" w:hAnsi="Consolas" w:eastAsia="Consolas" w:cs="Consolas"/>
+          <w:b w:val="0"/>
+          <w:bCs w:val="0"/>
+          <w:color w:val="CCCCCC"/>
+          <w:kern w:val="0"/>
+          <w:sz w:val="21"/>
+          <w:szCs w:val="21"/>
+          <w:shd w:val="clear" w:fill="1F1F1F"/>
+          <w:lang w:val="en-US" w:eastAsia="zh-CN" w:bidi="ar"/>
+        </w:rPr>
+        <w:t xml:space="preserve"> </w:t>
+      </w:r>
+      <w:r>
+        <w:rPr>
+          <w:rFonts w:hint="default" w:ascii="Consolas" w:hAnsi="Consolas" w:eastAsia="Consolas" w:cs="Consolas"/>
+          <w:b w:val="0"/>
+          <w:bCs w:val="0"/>
+          <w:color w:val="B5CEA8"/>
+          <w:kern w:val="0"/>
+          <w:sz w:val="21"/>
+          <w:szCs w:val="21"/>
+          <w:shd w:val="clear" w:fill="1F1F1F"/>
+          <w:lang w:val="en-US" w:eastAsia="zh-CN" w:bidi="ar"/>
+        </w:rPr>
+        <w:t>1</w:t>
+      </w:r>
+      <w:r>
+        <w:rPr>
+          <w:rFonts w:hint="default" w:ascii="Consolas" w:hAnsi="Consolas" w:eastAsia="Consolas" w:cs="Consolas"/>
+          <w:b w:val="0"/>
+          <w:bCs w:val="0"/>
+          <w:color w:val="CCCCCC"/>
+          <w:kern w:val="0"/>
+          <w:sz w:val="21"/>
+          <w:szCs w:val="21"/>
+          <w:shd w:val="clear" w:fill="1F1F1F"/>
+          <w:lang w:val="en-US" w:eastAsia="zh-CN" w:bidi="ar"/>
+        </w:rPr>
+        <w:t xml:space="preserve">)) </w:t>
+      </w:r>
+      <w:r>
+        <w:rPr>
+          <w:rFonts w:hint="default" w:ascii="Consolas" w:hAnsi="Consolas" w:eastAsia="Consolas" w:cs="Consolas"/>
+          <w:b w:val="0"/>
+          <w:bCs w:val="0"/>
+          <w:color w:val="D4D4D4"/>
+          <w:kern w:val="0"/>
+          <w:sz w:val="21"/>
+          <w:szCs w:val="21"/>
+          <w:shd w:val="clear" w:fill="1F1F1F"/>
+          <w:lang w:val="en-US" w:eastAsia="zh-CN" w:bidi="ar"/>
+        </w:rPr>
+        <w:t>+</w:t>
+      </w:r>
+      <w:r>
+        <w:rPr>
+          <w:rFonts w:hint="default" w:ascii="Consolas" w:hAnsi="Consolas" w:eastAsia="Consolas" w:cs="Consolas"/>
+          <w:b w:val="0"/>
+          <w:bCs w:val="0"/>
+          <w:color w:val="CCCCCC"/>
+          <w:kern w:val="0"/>
+          <w:sz w:val="21"/>
+          <w:szCs w:val="21"/>
+          <w:shd w:val="clear" w:fill="1F1F1F"/>
+          <w:lang w:val="en-US" w:eastAsia="zh-CN" w:bidi="ar"/>
+        </w:rPr>
+        <w:t xml:space="preserve"> </w:t>
+      </w:r>
+      <w:r>
+        <w:rPr>
+          <w:rFonts w:hint="default" w:ascii="Consolas" w:hAnsi="Consolas" w:eastAsia="Consolas" w:cs="Consolas"/>
+          <w:b w:val="0"/>
+          <w:bCs w:val="0"/>
+          <w:color w:val="9CDCFE"/>
+          <w:kern w:val="0"/>
+          <w:sz w:val="21"/>
+          <w:szCs w:val="21"/>
+          <w:shd w:val="clear" w:fill="1F1F1F"/>
+          <w:lang w:val="en-US" w:eastAsia="zh-CN" w:bidi="ar"/>
+        </w:rPr>
+        <w:t>min</w:t>
+      </w:r>
+      <w:r>
+        <w:rPr>
+          <w:rFonts w:hint="default" w:ascii="Consolas" w:hAnsi="Consolas" w:eastAsia="Consolas" w:cs="Consolas"/>
+          <w:b w:val="0"/>
+          <w:bCs w:val="0"/>
+          <w:color w:val="CCCCCC"/>
+          <w:kern w:val="0"/>
+          <w:sz w:val="21"/>
+          <w:szCs w:val="21"/>
+          <w:shd w:val="clear" w:fill="1F1F1F"/>
+          <w:lang w:val="en-US" w:eastAsia="zh-CN" w:bidi="ar"/>
+        </w:rPr>
+        <w:t>;</w:t>
+      </w:r>
+    </w:p>
+    <w:p>
+      <w:pPr>
+        <w:keepNext w:val="0"/>
+        <w:keepLines w:val="0"/>
+        <w:widowControl/>
+        <w:suppressLineNumbers w:val="0"/>
+        <w:shd w:val="clear" w:fill="1F1F1F"/>
+        <w:spacing w:line="285" w:lineRule="atLeast"/>
+        <w:jc w:val="left"/>
+        <w:rPr>
+          <w:rFonts w:hint="default" w:ascii="Consolas" w:hAnsi="Consolas" w:eastAsia="Consolas" w:cs="Consolas"/>
+          <w:b w:val="0"/>
+          <w:bCs w:val="0"/>
+          <w:color w:val="CCCCCC"/>
+          <w:sz w:val="21"/>
+          <w:szCs w:val="21"/>
+        </w:rPr>
+      </w:pPr>
+      <w:r>
+        <w:rPr>
+          <w:rFonts w:hint="default" w:ascii="Consolas" w:hAnsi="Consolas" w:eastAsia="Consolas" w:cs="Consolas"/>
+          <w:b w:val="0"/>
+          <w:bCs w:val="0"/>
+          <w:color w:val="CCCCCC"/>
+          <w:kern w:val="0"/>
+          <w:sz w:val="21"/>
+          <w:szCs w:val="21"/>
+          <w:shd w:val="clear" w:fill="1F1F1F"/>
+          <w:lang w:val="en-US" w:eastAsia="zh-CN" w:bidi="ar"/>
+        </w:rPr>
+        <w:t>  }</w:t>
+      </w:r>
+    </w:p>
+    <w:p>
+      <w:pPr>
+        <w:keepNext w:val="0"/>
+        <w:keepLines w:val="0"/>
+        <w:widowControl/>
+        <w:suppressLineNumbers w:val="0"/>
+        <w:shd w:val="clear" w:fill="1F1F1F"/>
+        <w:spacing w:line="285" w:lineRule="atLeast"/>
+        <w:jc w:val="left"/>
+        <w:rPr>
+          <w:rFonts w:hint="default" w:ascii="Consolas" w:hAnsi="Consolas" w:eastAsia="Consolas" w:cs="Consolas"/>
+          <w:b w:val="0"/>
+          <w:bCs w:val="0"/>
+          <w:color w:val="CCCCCC"/>
+          <w:sz w:val="21"/>
+          <w:szCs w:val="21"/>
+        </w:rPr>
+      </w:pPr>
+      <w:r>
+        <w:rPr>
+          <w:rFonts w:hint="default" w:ascii="Consolas" w:hAnsi="Consolas" w:eastAsia="Consolas" w:cs="Consolas"/>
+          <w:b w:val="0"/>
+          <w:bCs w:val="0"/>
+          <w:color w:val="CCCCCC"/>
+          <w:kern w:val="0"/>
+          <w:sz w:val="21"/>
+          <w:szCs w:val="21"/>
+          <w:shd w:val="clear" w:fill="1F1F1F"/>
+          <w:lang w:val="en-US" w:eastAsia="zh-CN" w:bidi="ar"/>
+        </w:rPr>
+        <w:t xml:space="preserve">  </w:t>
+      </w:r>
+    </w:p>
+    <w:p>
+      <w:pPr>
+        <w:keepNext w:val="0"/>
+        <w:keepLines w:val="0"/>
+        <w:widowControl/>
+        <w:suppressLineNumbers w:val="0"/>
+        <w:shd w:val="clear" w:fill="1F1F1F"/>
+        <w:spacing w:line="285" w:lineRule="atLeast"/>
+        <w:jc w:val="left"/>
+        <w:rPr>
+          <w:rFonts w:hint="default" w:ascii="Consolas" w:hAnsi="Consolas" w:eastAsia="Consolas" w:cs="Consolas"/>
+          <w:b w:val="0"/>
+          <w:bCs w:val="0"/>
+          <w:color w:val="CCCCCC"/>
+          <w:sz w:val="21"/>
+          <w:szCs w:val="21"/>
+        </w:rPr>
+      </w:pPr>
+      <w:r>
+        <w:rPr>
+          <w:rFonts w:hint="default" w:ascii="Consolas" w:hAnsi="Consolas" w:eastAsia="Consolas" w:cs="Consolas"/>
+          <w:b w:val="0"/>
+          <w:bCs w:val="0"/>
+          <w:color w:val="569CD6"/>
+          <w:kern w:val="0"/>
+          <w:sz w:val="21"/>
+          <w:szCs w:val="21"/>
+          <w:shd w:val="clear" w:fill="1F1F1F"/>
+          <w:lang w:val="en-US" w:eastAsia="zh-CN" w:bidi="ar"/>
+        </w:rPr>
+        <w:t>let</w:t>
+      </w:r>
+      <w:r>
+        <w:rPr>
+          <w:rFonts w:hint="default" w:ascii="Consolas" w:hAnsi="Consolas" w:eastAsia="Consolas" w:cs="Consolas"/>
+          <w:b w:val="0"/>
+          <w:bCs w:val="0"/>
+          <w:color w:val="CCCCCC"/>
+          <w:kern w:val="0"/>
+          <w:sz w:val="21"/>
+          <w:szCs w:val="21"/>
+          <w:shd w:val="clear" w:fill="1F1F1F"/>
+          <w:lang w:val="en-US" w:eastAsia="zh-CN" w:bidi="ar"/>
+        </w:rPr>
+        <w:t xml:space="preserve"> </w:t>
+      </w:r>
+      <w:r>
+        <w:rPr>
+          <w:rFonts w:hint="default" w:ascii="Consolas" w:hAnsi="Consolas" w:eastAsia="Consolas" w:cs="Consolas"/>
+          <w:b w:val="0"/>
+          <w:bCs w:val="0"/>
+          <w:color w:val="9CDCFE"/>
+          <w:kern w:val="0"/>
+          <w:sz w:val="21"/>
+          <w:szCs w:val="21"/>
+          <w:shd w:val="clear" w:fill="1F1F1F"/>
+          <w:lang w:val="en-US" w:eastAsia="zh-CN" w:bidi="ar"/>
+        </w:rPr>
+        <w:t>randomInt</w:t>
+      </w:r>
+      <w:r>
+        <w:rPr>
+          <w:rFonts w:hint="default" w:ascii="Consolas" w:hAnsi="Consolas" w:eastAsia="Consolas" w:cs="Consolas"/>
+          <w:b w:val="0"/>
+          <w:bCs w:val="0"/>
+          <w:color w:val="CCCCCC"/>
+          <w:kern w:val="0"/>
+          <w:sz w:val="21"/>
+          <w:szCs w:val="21"/>
+          <w:shd w:val="clear" w:fill="1F1F1F"/>
+          <w:lang w:val="en-US" w:eastAsia="zh-CN" w:bidi="ar"/>
+        </w:rPr>
+        <w:t xml:space="preserve"> </w:t>
+      </w:r>
+      <w:r>
+        <w:rPr>
+          <w:rFonts w:hint="default" w:ascii="Consolas" w:hAnsi="Consolas" w:eastAsia="Consolas" w:cs="Consolas"/>
+          <w:b w:val="0"/>
+          <w:bCs w:val="0"/>
+          <w:color w:val="D4D4D4"/>
+          <w:kern w:val="0"/>
+          <w:sz w:val="21"/>
+          <w:szCs w:val="21"/>
+          <w:shd w:val="clear" w:fill="1F1F1F"/>
+          <w:lang w:val="en-US" w:eastAsia="zh-CN" w:bidi="ar"/>
+        </w:rPr>
+        <w:t>=</w:t>
+      </w:r>
+      <w:r>
+        <w:rPr>
+          <w:rFonts w:hint="default" w:ascii="Consolas" w:hAnsi="Consolas" w:eastAsia="Consolas" w:cs="Consolas"/>
+          <w:b w:val="0"/>
+          <w:bCs w:val="0"/>
+          <w:color w:val="CCCCCC"/>
+          <w:kern w:val="0"/>
+          <w:sz w:val="21"/>
+          <w:szCs w:val="21"/>
+          <w:shd w:val="clear" w:fill="1F1F1F"/>
+          <w:lang w:val="en-US" w:eastAsia="zh-CN" w:bidi="ar"/>
+        </w:rPr>
+        <w:t xml:space="preserve"> </w:t>
+      </w:r>
+      <w:r>
+        <w:rPr>
+          <w:rFonts w:hint="default" w:ascii="Consolas" w:hAnsi="Consolas" w:eastAsia="Consolas" w:cs="Consolas"/>
+          <w:b w:val="0"/>
+          <w:bCs w:val="0"/>
+          <w:color w:val="DCDCAA"/>
+          <w:kern w:val="0"/>
+          <w:sz w:val="21"/>
+          <w:szCs w:val="21"/>
+          <w:shd w:val="clear" w:fill="1F1F1F"/>
+          <w:lang w:val="en-US" w:eastAsia="zh-CN" w:bidi="ar"/>
+        </w:rPr>
+        <w:t>getRandomInt</w:t>
+      </w:r>
+      <w:r>
+        <w:rPr>
+          <w:rFonts w:hint="default" w:ascii="Consolas" w:hAnsi="Consolas" w:eastAsia="Consolas" w:cs="Consolas"/>
+          <w:b w:val="0"/>
+          <w:bCs w:val="0"/>
+          <w:color w:val="CCCCCC"/>
+          <w:kern w:val="0"/>
+          <w:sz w:val="21"/>
+          <w:szCs w:val="21"/>
+          <w:shd w:val="clear" w:fill="1F1F1F"/>
+          <w:lang w:val="en-US" w:eastAsia="zh-CN" w:bidi="ar"/>
+        </w:rPr>
+        <w:t>(</w:t>
+      </w:r>
+      <w:r>
+        <w:rPr>
+          <w:rFonts w:hint="default" w:ascii="Consolas" w:hAnsi="Consolas" w:eastAsia="Consolas" w:cs="Consolas"/>
+          <w:b w:val="0"/>
+          <w:bCs w:val="0"/>
+          <w:color w:val="B5CEA8"/>
+          <w:kern w:val="0"/>
+          <w:sz w:val="21"/>
+          <w:szCs w:val="21"/>
+          <w:shd w:val="clear" w:fill="1F1F1F"/>
+          <w:lang w:val="en-US" w:eastAsia="zh-CN" w:bidi="ar"/>
+        </w:rPr>
+        <w:t>5</w:t>
+      </w:r>
+      <w:r>
+        <w:rPr>
+          <w:rFonts w:hint="default" w:ascii="Consolas" w:hAnsi="Consolas" w:eastAsia="Consolas" w:cs="Consolas"/>
+          <w:b w:val="0"/>
+          <w:bCs w:val="0"/>
+          <w:color w:val="CCCCCC"/>
+          <w:kern w:val="0"/>
+          <w:sz w:val="21"/>
+          <w:szCs w:val="21"/>
+          <w:shd w:val="clear" w:fill="1F1F1F"/>
+          <w:lang w:val="en-US" w:eastAsia="zh-CN" w:bidi="ar"/>
+        </w:rPr>
+        <w:t xml:space="preserve">, </w:t>
+      </w:r>
+      <w:r>
+        <w:rPr>
+          <w:rFonts w:hint="default" w:ascii="Consolas" w:hAnsi="Consolas" w:eastAsia="Consolas" w:cs="Consolas"/>
+          <w:b w:val="0"/>
+          <w:bCs w:val="0"/>
+          <w:color w:val="B5CEA8"/>
+          <w:kern w:val="0"/>
+          <w:sz w:val="21"/>
+          <w:szCs w:val="21"/>
+          <w:shd w:val="clear" w:fill="1F1F1F"/>
+          <w:lang w:val="en-US" w:eastAsia="zh-CN" w:bidi="ar"/>
+        </w:rPr>
+        <w:t>15</w:t>
+      </w:r>
+      <w:r>
+        <w:rPr>
+          <w:rFonts w:hint="default" w:ascii="Consolas" w:hAnsi="Consolas" w:eastAsia="Consolas" w:cs="Consolas"/>
+          <w:b w:val="0"/>
+          <w:bCs w:val="0"/>
+          <w:color w:val="CCCCCC"/>
+          <w:kern w:val="0"/>
+          <w:sz w:val="21"/>
+          <w:szCs w:val="21"/>
+          <w:shd w:val="clear" w:fill="1F1F1F"/>
+          <w:lang w:val="en-US" w:eastAsia="zh-CN" w:bidi="ar"/>
+        </w:rPr>
+        <w:t xml:space="preserve">); </w:t>
+      </w:r>
+      <w:r>
+        <w:rPr>
+          <w:rFonts w:hint="default" w:ascii="Consolas" w:hAnsi="Consolas" w:eastAsia="Consolas" w:cs="Consolas"/>
+          <w:b w:val="0"/>
+          <w:bCs w:val="0"/>
+          <w:color w:val="6A9955"/>
+          <w:kern w:val="0"/>
+          <w:sz w:val="21"/>
+          <w:szCs w:val="21"/>
+          <w:shd w:val="clear" w:fill="1F1F1F"/>
+          <w:lang w:val="en-US" w:eastAsia="zh-CN" w:bidi="ar"/>
+        </w:rPr>
+        <w:t>// e.g., between 5 and 15</w:t>
+      </w:r>
+    </w:p>
+    <w:p>
+      <w:pPr>
+        <w:keepNext w:val="0"/>
+        <w:keepLines w:val="0"/>
+        <w:widowControl/>
+        <w:suppressLineNumbers w:val="0"/>
+        <w:shd w:val="clear" w:fill="1F1F1F"/>
+        <w:spacing w:line="285" w:lineRule="atLeast"/>
+        <w:jc w:val="left"/>
+        <w:rPr>
+          <w:rFonts w:hint="default" w:ascii="Consolas" w:hAnsi="Consolas" w:eastAsia="Consolas" w:cs="Consolas"/>
+          <w:b w:val="0"/>
+          <w:bCs w:val="0"/>
+          <w:color w:val="CCCCCC"/>
+          <w:sz w:val="21"/>
+          <w:szCs w:val="21"/>
+        </w:rPr>
+      </w:pPr>
+      <w:r>
+        <w:rPr>
+          <w:rFonts w:hint="default" w:ascii="Consolas" w:hAnsi="Consolas" w:eastAsia="Consolas" w:cs="Consolas"/>
+          <w:b w:val="0"/>
+          <w:bCs w:val="0"/>
+          <w:color w:val="9CDCFE"/>
+          <w:kern w:val="0"/>
+          <w:sz w:val="21"/>
+          <w:szCs w:val="21"/>
+          <w:shd w:val="clear" w:fill="1F1F1F"/>
+          <w:lang w:val="en-US" w:eastAsia="zh-CN" w:bidi="ar"/>
+        </w:rPr>
+        <w:t>console</w:t>
+      </w:r>
+      <w:r>
+        <w:rPr>
+          <w:rFonts w:hint="default" w:ascii="Consolas" w:hAnsi="Consolas" w:eastAsia="Consolas" w:cs="Consolas"/>
+          <w:b w:val="0"/>
+          <w:bCs w:val="0"/>
+          <w:color w:val="CCCCCC"/>
+          <w:kern w:val="0"/>
+          <w:sz w:val="21"/>
+          <w:szCs w:val="21"/>
+          <w:shd w:val="clear" w:fill="1F1F1F"/>
+          <w:lang w:val="en-US" w:eastAsia="zh-CN" w:bidi="ar"/>
+        </w:rPr>
+        <w:t>.</w:t>
+      </w:r>
+      <w:r>
+        <w:rPr>
+          <w:rFonts w:hint="default" w:ascii="Consolas" w:hAnsi="Consolas" w:eastAsia="Consolas" w:cs="Consolas"/>
+          <w:b w:val="0"/>
+          <w:bCs w:val="0"/>
+          <w:color w:val="DCDCAA"/>
+          <w:kern w:val="0"/>
+          <w:sz w:val="21"/>
+          <w:szCs w:val="21"/>
+          <w:shd w:val="clear" w:fill="1F1F1F"/>
+          <w:lang w:val="en-US" w:eastAsia="zh-CN" w:bidi="ar"/>
+        </w:rPr>
+        <w:t>log</w:t>
+      </w:r>
+      <w:r>
+        <w:rPr>
+          <w:rFonts w:hint="default" w:ascii="Consolas" w:hAnsi="Consolas" w:eastAsia="Consolas" w:cs="Consolas"/>
+          <w:b w:val="0"/>
+          <w:bCs w:val="0"/>
+          <w:color w:val="CCCCCC"/>
+          <w:kern w:val="0"/>
+          <w:sz w:val="21"/>
+          <w:szCs w:val="21"/>
+          <w:shd w:val="clear" w:fill="1F1F1F"/>
+          <w:lang w:val="en-US" w:eastAsia="zh-CN" w:bidi="ar"/>
+        </w:rPr>
+        <w:t>(</w:t>
+      </w:r>
+      <w:r>
+        <w:rPr>
+          <w:rFonts w:hint="default" w:ascii="Consolas" w:hAnsi="Consolas" w:eastAsia="Consolas" w:cs="Consolas"/>
+          <w:b w:val="0"/>
+          <w:bCs w:val="0"/>
+          <w:color w:val="9CDCFE"/>
+          <w:kern w:val="0"/>
+          <w:sz w:val="21"/>
+          <w:szCs w:val="21"/>
+          <w:shd w:val="clear" w:fill="1F1F1F"/>
+          <w:lang w:val="en-US" w:eastAsia="zh-CN" w:bidi="ar"/>
+        </w:rPr>
+        <w:t>randomInt</w:t>
+      </w:r>
+      <w:r>
+        <w:rPr>
+          <w:rFonts w:hint="default" w:ascii="Consolas" w:hAnsi="Consolas" w:eastAsia="Consolas" w:cs="Consolas"/>
+          <w:b w:val="0"/>
+          <w:bCs w:val="0"/>
+          <w:color w:val="CCCCCC"/>
+          <w:kern w:val="0"/>
+          <w:sz w:val="21"/>
+          <w:szCs w:val="21"/>
+          <w:shd w:val="clear" w:fill="1F1F1F"/>
+          <w:lang w:val="en-US" w:eastAsia="zh-CN" w:bidi="ar"/>
+        </w:rPr>
+        <w:t>)</w:t>
+      </w:r>
+    </w:p>
+    <w:p>
+      <w:pPr>
+        <w:bidi w:val="0"/>
+        <w:rPr>
+          <w:rFonts w:hint="default" w:ascii="SimSun" w:hAnsi="SimSun" w:eastAsia="SimSun" w:cs="SimSun"/>
+          <w:sz w:val="24"/>
+          <w:szCs w:val="24"/>
+          <w:lang w:val="en-IN"/>
+        </w:rPr>
+      </w:pPr>
       <w:bookmarkStart w:id="0" w:name="_GoBack"/>
       <w:bookmarkEnd w:id="0"/>
     </w:p>
